--- a/data/employees/EMP083/AST-EMP083-03.docx
+++ b/data/employees/EMP083/AST-EMP083-03.docx
@@ -7,10 +7,7 @@
         <w:pStyle w:val="Heading1"/>
       </w:pPr>
       <w:r>
-        <w:rPr>
-          <w:sz w:val="36"/>
-        </w:rPr>
-        <w:t>Design specification - EMP083</w:t>
+        <w:t>Ast Emp083 03 - EMP083</w:t>
       </w:r>
     </w:p>
     <w:p>
@@ -18,130 +15,32 @@
         <w:pStyle w:val="Heading2"/>
       </w:pPr>
       <w:r>
-        <w:t>Document Metadata</w:t>
-      </w:r>
-    </w:p>
-    <w:tbl>
-      <w:tblPr>
-        <w:tblStyle w:val="TableGrid"/>
-        <w:tblW w:type="auto" w:w="0"/>
-        <w:tblLook w:firstColumn="1" w:firstRow="1" w:lastColumn="0" w:lastRow="0" w:noHBand="0" w:noVBand="1" w:val="04A0"/>
-      </w:tblPr>
-      <w:tblGrid>
-        <w:gridCol w:w="4320"/>
-        <w:gridCol w:w="4320"/>
-      </w:tblGrid>
-      <w:tr>
-        <w:tc>
-          <w:tcPr>
-            <w:tcW w:type="dxa" w:w="4320"/>
-          </w:tcPr>
-          <w:p>
-            <w:r>
-              <w:t>Author</w:t>
-            </w:r>
-          </w:p>
-        </w:tc>
-        <w:tc>
-          <w:tcPr>
-            <w:tcW w:type="dxa" w:w="4320"/>
-          </w:tcPr>
-          <w:p>
-            <w:r>
-              <w:t>Taylor Miller</w:t>
-            </w:r>
-          </w:p>
-        </w:tc>
-      </w:tr>
-      <w:tr>
-        <w:tc>
-          <w:tcPr>
-            <w:tcW w:type="dxa" w:w="4320"/>
-          </w:tcPr>
-          <w:p>
-            <w:r>
-              <w:t>Role / Department</w:t>
-            </w:r>
-          </w:p>
-        </w:tc>
-        <w:tc>
-          <w:tcPr>
-            <w:tcW w:type="dxa" w:w="4320"/>
-          </w:tcPr>
-          <w:p>
-            <w:r>
-              <w:t>Lead | IT</w:t>
-            </w:r>
-          </w:p>
-        </w:tc>
-      </w:tr>
-      <w:tr>
-        <w:tc>
-          <w:tcPr>
-            <w:tcW w:type="dxa" w:w="4320"/>
-          </w:tcPr>
-          <w:p>
-            <w:r>
-              <w:t>Location</w:t>
-            </w:r>
-          </w:p>
-        </w:tc>
-        <w:tc>
-          <w:tcPr>
-            <w:tcW w:type="dxa" w:w="4320"/>
-          </w:tcPr>
-          <w:p>
-            <w:r>
-              <w:t>Austin</w:t>
-            </w:r>
-          </w:p>
-        </w:tc>
-      </w:tr>
-      <w:tr>
-        <w:tc>
-          <w:tcPr>
-            <w:tcW w:type="dxa" w:w="4320"/>
-          </w:tcPr>
-          <w:p>
-            <w:r>
-              <w:t>Last Modified</w:t>
-            </w:r>
-          </w:p>
-        </w:tc>
-        <w:tc>
-          <w:tcPr>
-            <w:tcW w:type="dxa" w:w="4320"/>
-          </w:tcPr>
-          <w:p>
-            <w:r>
-              <w:t>2025-03-28</w:t>
-            </w:r>
-          </w:p>
-        </w:tc>
-      </w:tr>
-    </w:tbl>
-    <w:p/>
-    <w:p>
-      <w:pPr>
-        <w:pStyle w:val="Heading2"/>
-      </w:pPr>
-      <w:r>
-        <w:t>Specification</w:t>
+        <w:t>Page 1</w:t>
       </w:r>
     </w:p>
     <w:p>
       <w:r>
-        <w:t>Design Specification: Zero-Trust Network Segmentation</w:t>
+        <w:t>Section 1: Data quality remediation. EMP083 contributes to ast emp083 03 through recurring collaboration, clear ownership boundaries, and measurable outcomes. The team captures decisions, open issues, and handoffs so that knowledge remains discoverable for future programs.</w:t>
       </w:r>
     </w:p>
     <w:p>
       <w:r>
-        <w:t>Version: 1.0</w:t>
+        <w:t>Section 2: Customer escalation analysis. EMP083 contributes to ast emp083 03 through recurring collaboration, clear ownership boundaries, and measurable outcomes. The team captures decisions, open issues, and handoffs so that knowledge remains discoverable for future programs.</w:t>
       </w:r>
     </w:p>
     <w:p>
       <w:r>
-        <w:t>This specification describes the implementation of micro-segmentation across the corporate network. Identity verification enforces MFA for all admin access. East-west traffic inspection is handled by the Azure Firewall Premium tier with IDPS signatures enabled.</w:t>
+        <w:t>Section 3: Data quality remediation. EMP083 contributes to ast emp083 03 through recurring collaboration, clear ownership boundaries, and measurable outcomes. The team captures decisions, open issues, and handoffs so that knowledge remains discoverable for future programs.</w:t>
+      </w:r>
+    </w:p>
+    <w:p>
+      <w:r>
+        <w:t>Section 4: Automation backlog refinement. EMP083 contributes to ast emp083 03 through recurring collaboration, clear ownership boundaries, and measurable outcomes. The team captures decisions, open issues, and handoffs so that knowledge remains discoverable for future programs.</w:t>
+      </w:r>
+    </w:p>
+    <w:p>
+      <w:r>
+        <w:br w:type="page"/>
       </w:r>
     </w:p>
     <w:p>
@@ -149,12 +48,60 @@
         <w:pStyle w:val="Heading2"/>
       </w:pPr>
       <w:r>
-        <w:t>Author Competencies</w:t>
+        <w:t>Page 2</w:t>
       </w:r>
     </w:p>
     <w:p>
       <w:r>
-        <w:t>Power BI, Fabric, Kusto, Python</w:t>
+        <w:t>Section 1: Fabric semantic model planning. EMP083 contributes to ast emp083 03 through recurring collaboration, clear ownership boundaries, and measurable outcomes. The team captures decisions, open issues, and handoffs so that knowledge remains discoverable for future programs.</w:t>
+      </w:r>
+    </w:p>
+    <w:p>
+      <w:r>
+        <w:t>Section 2: Customer escalation analysis. EMP083 contributes to ast emp083 03 through recurring collaboration, clear ownership boundaries, and measurable outcomes. The team captures decisions, open issues, and handoffs so that knowledge remains discoverable for future programs.</w:t>
+      </w:r>
+    </w:p>
+    <w:p>
+      <w:r>
+        <w:t>Section 3: Quarterly delivery milestones. EMP083 contributes to ast emp083 03 through recurring collaboration, clear ownership boundaries, and measurable outcomes. The team captures decisions, open issues, and handoffs so that knowledge remains discoverable for future programs.</w:t>
+      </w:r>
+    </w:p>
+    <w:p>
+      <w:r>
+        <w:t>Section 4: Quarterly delivery milestones. EMP083 contributes to ast emp083 03 through recurring collaboration, clear ownership boundaries, and measurable outcomes. The team captures decisions, open issues, and handoffs so that knowledge remains discoverable for future programs.</w:t>
+      </w:r>
+    </w:p>
+    <w:p>
+      <w:r>
+        <w:br w:type="page"/>
+      </w:r>
+    </w:p>
+    <w:p>
+      <w:pPr>
+        <w:pStyle w:val="Heading2"/>
+      </w:pPr>
+      <w:r>
+        <w:t>Page 3</w:t>
+      </w:r>
+    </w:p>
+    <w:p>
+      <w:r>
+        <w:t>Section 1: Automation backlog refinement. EMP083 contributes to ast emp083 03 through recurring collaboration, clear ownership boundaries, and measurable outcomes. The team captures decisions, open issues, and handoffs so that knowledge remains discoverable for future programs.</w:t>
+      </w:r>
+    </w:p>
+    <w:p>
+      <w:r>
+        <w:t>Section 2: Data quality remediation. EMP083 contributes to ast emp083 03 through recurring collaboration, clear ownership boundaries, and measurable outcomes. The team captures decisions, open issues, and handoffs so that knowledge remains discoverable for future programs.</w:t>
+      </w:r>
+    </w:p>
+    <w:p>
+      <w:r>
+        <w:t>Section 3: Data quality remediation. EMP083 contributes to ast emp083 03 through recurring collaboration, clear ownership boundaries, and measurable outcomes. The team captures decisions, open issues, and handoffs so that knowledge remains discoverable for future programs.</w:t>
+      </w:r>
+    </w:p>
+    <w:p>
+      <w:r>
+        <w:t>Section 4: Knowledge transfer and onboarding. EMP083 contributes to ast emp083 03 through recurring collaboration, clear ownership boundaries, and measurable outcomes. The team captures decisions, open issues, and handoffs so that knowledge remains discoverable for future programs.</w:t>
       </w:r>
     </w:p>
     <w:sectPr>
